--- a/Doc4_Tech_Specs.docx
+++ b/Doc4_Tech_Specs.docx
@@ -380,7 +380,565 @@
         <w:pStyle w:val="Heading2"/>
       </w:pPr>
       <w:r>
-        <w:t>1.2 Application Architecture</w:t>
+        <w:t>1.2 Technology Stack</w:t>
+      </w:r>
+    </w:p>
+    <w:tbl>
+      <w:tblPr>
+        <w:tblStyle w:val="LightGrid-Accent1"/>
+        <w:tblW w:type="auto" w:w="0"/>
+        <w:jc w:val="center"/>
+        <w:tblLook w:firstColumn="1" w:firstRow="1" w:lastColumn="0" w:lastRow="0" w:noHBand="0" w:noVBand="1" w:val="04A0"/>
+      </w:tblPr>
+      <w:tblGrid>
+        <w:gridCol w:w="2880"/>
+        <w:gridCol w:w="2880"/>
+        <w:gridCol w:w="2880"/>
+      </w:tblGrid>
+      <w:tr>
+        <w:tc>
+          <w:tcPr>
+            <w:tcW w:type="dxa" w:w="2880"/>
+          </w:tcPr>
+          <w:p>
+            <w:r>
+              <w:rPr>
+                <w:b/>
+                <w:sz w:val="20"/>
+              </w:rPr>
+              <w:t>Layer</w:t>
+            </w:r>
+          </w:p>
+        </w:tc>
+        <w:tc>
+          <w:tcPr>
+            <w:tcW w:type="dxa" w:w="2880"/>
+          </w:tcPr>
+          <w:p>
+            <w:r>
+              <w:rPr>
+                <w:b/>
+                <w:sz w:val="20"/>
+              </w:rPr>
+              <w:t>Technology</w:t>
+            </w:r>
+          </w:p>
+        </w:tc>
+        <w:tc>
+          <w:tcPr>
+            <w:tcW w:type="dxa" w:w="2880"/>
+          </w:tcPr>
+          <w:p>
+            <w:r>
+              <w:rPr>
+                <w:b/>
+                <w:sz w:val="20"/>
+              </w:rPr>
+              <w:t>Details</w:t>
+            </w:r>
+          </w:p>
+        </w:tc>
+      </w:tr>
+      <w:tr>
+        <w:tc>
+          <w:tcPr>
+            <w:tcW w:type="dxa" w:w="2880"/>
+          </w:tcPr>
+          <w:p>
+            <w:r>
+              <w:rPr>
+                <w:sz w:val="20"/>
+              </w:rPr>
+              <w:t>Presentation</w:t>
+            </w:r>
+          </w:p>
+        </w:tc>
+        <w:tc>
+          <w:tcPr>
+            <w:tcW w:type="dxa" w:w="2880"/>
+          </w:tcPr>
+          <w:p>
+            <w:r>
+              <w:rPr>
+                <w:sz w:val="20"/>
+              </w:rPr>
+              <w:t>React 18.x + G4 DSL</w:t>
+            </w:r>
+          </w:p>
+        </w:tc>
+        <w:tc>
+          <w:tcPr>
+            <w:tcW w:type="dxa" w:w="2880"/>
+          </w:tcPr>
+          <w:p>
+            <w:r>
+              <w:rPr>
+                <w:sz w:val="20"/>
+              </w:rPr>
+              <w:t>HighRadius Design System, WCAG 2.0 AA, virtual scrolling</w:t>
+            </w:r>
+          </w:p>
+        </w:tc>
+      </w:tr>
+      <w:tr>
+        <w:tc>
+          <w:tcPr>
+            <w:tcW w:type="dxa" w:w="2880"/>
+          </w:tcPr>
+          <w:p>
+            <w:r>
+              <w:rPr>
+                <w:sz w:val="20"/>
+              </w:rPr>
+              <w:t>API Gateway</w:t>
+            </w:r>
+          </w:p>
+        </w:tc>
+        <w:tc>
+          <w:tcPr>
+            <w:tcW w:type="dxa" w:w="2880"/>
+          </w:tcPr>
+          <w:p>
+            <w:r>
+              <w:rPr>
+                <w:sz w:val="20"/>
+              </w:rPr>
+              <w:t>G4 Platform Gateway</w:t>
+            </w:r>
+          </w:p>
+        </w:tc>
+        <w:tc>
+          <w:tcPr>
+            <w:tcW w:type="dxa" w:w="2880"/>
+          </w:tcPr>
+          <w:p>
+            <w:r>
+              <w:rPr>
+                <w:sz w:val="20"/>
+              </w:rPr>
+              <w:t>JWT validation, tenant context injection, rate limiting</w:t>
+            </w:r>
+          </w:p>
+        </w:tc>
+      </w:tr>
+      <w:tr>
+        <w:tc>
+          <w:tcPr>
+            <w:tcW w:type="dxa" w:w="2880"/>
+          </w:tcPr>
+          <w:p>
+            <w:r>
+              <w:rPr>
+                <w:sz w:val="20"/>
+              </w:rPr>
+              <w:t>Service</w:t>
+            </w:r>
+          </w:p>
+        </w:tc>
+        <w:tc>
+          <w:tcPr>
+            <w:tcW w:type="dxa" w:w="2880"/>
+          </w:tcPr>
+          <w:p>
+            <w:r>
+              <w:rPr>
+                <w:sz w:val="20"/>
+              </w:rPr>
+              <w:t>Spring Boot 3.x (Java 17+)</w:t>
+            </w:r>
+          </w:p>
+        </w:tc>
+        <w:tc>
+          <w:tcPr>
+            <w:tcW w:type="dxa" w:w="2880"/>
+          </w:tcPr>
+          <w:p>
+            <w:r>
+              <w:rPr>
+                <w:sz w:val="20"/>
+              </w:rPr>
+              <w:t>Stateless microservices, horizontal scaling</w:t>
+            </w:r>
+          </w:p>
+        </w:tc>
+      </w:tr>
+      <w:tr>
+        <w:tc>
+          <w:tcPr>
+            <w:tcW w:type="dxa" w:w="2880"/>
+          </w:tcPr>
+          <w:p>
+            <w:r>
+              <w:rPr>
+                <w:sz w:val="20"/>
+              </w:rPr>
+              <w:t>Database</w:t>
+            </w:r>
+          </w:p>
+        </w:tc>
+        <w:tc>
+          <w:tcPr>
+            <w:tcW w:type="dxa" w:w="2880"/>
+          </w:tcPr>
+          <w:p>
+            <w:r>
+              <w:rPr>
+                <w:sz w:val="20"/>
+              </w:rPr>
+              <w:t>PostgreSQL (OLAP)</w:t>
+            </w:r>
+          </w:p>
+        </w:tc>
+        <w:tc>
+          <w:tcPr>
+            <w:tcW w:type="dxa" w:w="2880"/>
+          </w:tcPr>
+          <w:p>
+            <w:r>
+              <w:rPr>
+                <w:sz w:val="20"/>
+              </w:rPr>
+              <w:t>Schema-per-tenant, row-level security</w:t>
+            </w:r>
+          </w:p>
+        </w:tc>
+      </w:tr>
+      <w:tr>
+        <w:tc>
+          <w:tcPr>
+            <w:tcW w:type="dxa" w:w="2880"/>
+          </w:tcPr>
+          <w:p>
+            <w:r>
+              <w:rPr>
+                <w:sz w:val="20"/>
+              </w:rPr>
+              <w:t>Caching</w:t>
+            </w:r>
+          </w:p>
+        </w:tc>
+        <w:tc>
+          <w:tcPr>
+            <w:tcW w:type="dxa" w:w="2880"/>
+          </w:tcPr>
+          <w:p>
+            <w:r>
+              <w:rPr>
+                <w:sz w:val="20"/>
+              </w:rPr>
+              <w:t>Redis</w:t>
+            </w:r>
+          </w:p>
+        </w:tc>
+        <w:tc>
+          <w:tcPr>
+            <w:tcW w:type="dxa" w:w="2880"/>
+          </w:tcPr>
+          <w:p>
+            <w:r>
+              <w:rPr>
+                <w:sz w:val="20"/>
+              </w:rPr>
+              <w:t>Session management, configuration lookups</w:t>
+            </w:r>
+          </w:p>
+        </w:tc>
+      </w:tr>
+      <w:tr>
+        <w:tc>
+          <w:tcPr>
+            <w:tcW w:type="dxa" w:w="2880"/>
+          </w:tcPr>
+          <w:p>
+            <w:r>
+              <w:rPr>
+                <w:sz w:val="20"/>
+              </w:rPr>
+              <w:t>Security</w:t>
+            </w:r>
+          </w:p>
+        </w:tc>
+        <w:tc>
+          <w:tcPr>
+            <w:tcW w:type="dxa" w:w="2880"/>
+          </w:tcPr>
+          <w:p>
+            <w:r>
+              <w:rPr>
+                <w:sz w:val="20"/>
+              </w:rPr>
+              <w:t>Keycloak IAM</w:t>
+            </w:r>
+          </w:p>
+        </w:tc>
+        <w:tc>
+          <w:tcPr>
+            <w:tcW w:type="dxa" w:w="2880"/>
+          </w:tcPr>
+          <w:p>
+            <w:r>
+              <w:rPr>
+                <w:sz w:val="20"/>
+              </w:rPr>
+              <w:t>OIDC/JWT, SSO, RBAC/ABAC</w:t>
+            </w:r>
+          </w:p>
+        </w:tc>
+      </w:tr>
+      <w:tr>
+        <w:tc>
+          <w:tcPr>
+            <w:tcW w:type="dxa" w:w="2880"/>
+          </w:tcPr>
+          <w:p>
+            <w:r>
+              <w:rPr>
+                <w:sz w:val="20"/>
+              </w:rPr>
+              <w:t>Secrets</w:t>
+            </w:r>
+          </w:p>
+        </w:tc>
+        <w:tc>
+          <w:tcPr>
+            <w:tcW w:type="dxa" w:w="2880"/>
+          </w:tcPr>
+          <w:p>
+            <w:r>
+              <w:rPr>
+                <w:sz w:val="20"/>
+              </w:rPr>
+              <w:t>HashiCorp Vault</w:t>
+            </w:r>
+          </w:p>
+        </w:tc>
+        <w:tc>
+          <w:tcPr>
+            <w:tcW w:type="dxa" w:w="2880"/>
+          </w:tcPr>
+          <w:p>
+            <w:r>
+              <w:rPr>
+                <w:sz w:val="20"/>
+              </w:rPr>
+              <w:t>Dynamic secrets, credential rotation</w:t>
+            </w:r>
+          </w:p>
+        </w:tc>
+      </w:tr>
+      <w:tr>
+        <w:tc>
+          <w:tcPr>
+            <w:tcW w:type="dxa" w:w="2880"/>
+          </w:tcPr>
+          <w:p>
+            <w:r>
+              <w:rPr>
+                <w:sz w:val="20"/>
+              </w:rPr>
+              <w:t>Encryption</w:t>
+            </w:r>
+          </w:p>
+        </w:tc>
+        <w:tc>
+          <w:tcPr>
+            <w:tcW w:type="dxa" w:w="2880"/>
+          </w:tcPr>
+          <w:p>
+            <w:r>
+              <w:rPr>
+                <w:sz w:val="20"/>
+              </w:rPr>
+              <w:t>TLS 1.3 / AES-256</w:t>
+            </w:r>
+          </w:p>
+        </w:tc>
+        <w:tc>
+          <w:tcPr>
+            <w:tcW w:type="dxa" w:w="2880"/>
+          </w:tcPr>
+          <w:p>
+            <w:r>
+              <w:rPr>
+                <w:sz w:val="20"/>
+              </w:rPr>
+              <w:t>In-transit and at-rest</w:t>
+            </w:r>
+          </w:p>
+        </w:tc>
+      </w:tr>
+      <w:tr>
+        <w:tc>
+          <w:tcPr>
+            <w:tcW w:type="dxa" w:w="2880"/>
+          </w:tcPr>
+          <w:p>
+            <w:r>
+              <w:rPr>
+                <w:sz w:val="20"/>
+              </w:rPr>
+              <w:t>Deployment</w:t>
+            </w:r>
+          </w:p>
+        </w:tc>
+        <w:tc>
+          <w:tcPr>
+            <w:tcW w:type="dxa" w:w="2880"/>
+          </w:tcPr>
+          <w:p>
+            <w:r>
+              <w:rPr>
+                <w:sz w:val="20"/>
+              </w:rPr>
+              <w:t>Docker, Kubernetes, Helm</w:t>
+            </w:r>
+          </w:p>
+        </w:tc>
+        <w:tc>
+          <w:tcPr>
+            <w:tcW w:type="dxa" w:w="2880"/>
+          </w:tcPr>
+          <w:p>
+            <w:r>
+              <w:rPr>
+                <w:sz w:val="20"/>
+              </w:rPr>
+              <w:t>G4 containerized environment</w:t>
+            </w:r>
+          </w:p>
+        </w:tc>
+      </w:tr>
+      <w:tr>
+        <w:tc>
+          <w:tcPr>
+            <w:tcW w:type="dxa" w:w="2880"/>
+          </w:tcPr>
+          <w:p>
+            <w:r>
+              <w:rPr>
+                <w:sz w:val="20"/>
+              </w:rPr>
+              <w:t>CI/CD</w:t>
+            </w:r>
+          </w:p>
+        </w:tc>
+        <w:tc>
+          <w:tcPr>
+            <w:tcW w:type="dxa" w:w="2880"/>
+          </w:tcPr>
+          <w:p>
+            <w:r>
+              <w:rPr>
+                <w:sz w:val="20"/>
+              </w:rPr>
+              <w:t>Per HighRadius practices</w:t>
+            </w:r>
+          </w:p>
+        </w:tc>
+        <w:tc>
+          <w:tcPr>
+            <w:tcW w:type="dxa" w:w="2880"/>
+          </w:tcPr>
+          <w:p>
+            <w:r>
+              <w:rPr>
+                <w:sz w:val="20"/>
+              </w:rPr>
+              <w:t>RFP Section 5 mandate</w:t>
+            </w:r>
+          </w:p>
+        </w:tc>
+      </w:tr>
+      <w:tr>
+        <w:tc>
+          <w:tcPr>
+            <w:tcW w:type="dxa" w:w="2880"/>
+          </w:tcPr>
+          <w:p>
+            <w:r>
+              <w:rPr>
+                <w:sz w:val="20"/>
+              </w:rPr>
+              <w:t>Integration</w:t>
+            </w:r>
+          </w:p>
+        </w:tc>
+        <w:tc>
+          <w:tcPr>
+            <w:tcW w:type="dxa" w:w="2880"/>
+          </w:tcPr>
+          <w:p>
+            <w:r>
+              <w:rPr>
+                <w:sz w:val="20"/>
+              </w:rPr>
+              <w:t>Adapter pattern</w:t>
+            </w:r>
+          </w:p>
+        </w:tc>
+        <w:tc>
+          <w:tcPr>
+            <w:tcW w:type="dxa" w:w="2880"/>
+          </w:tcPr>
+          <w:p>
+            <w:r>
+              <w:rPr>
+                <w:sz w:val="20"/>
+              </w:rPr>
+              <w:t>Circuit breaker, retry, dead-letter queues</w:t>
+            </w:r>
+          </w:p>
+        </w:tc>
+      </w:tr>
+      <w:tr>
+        <w:tc>
+          <w:tcPr>
+            <w:tcW w:type="dxa" w:w="2880"/>
+          </w:tcPr>
+          <w:p>
+            <w:r>
+              <w:rPr>
+                <w:sz w:val="20"/>
+              </w:rPr>
+              <w:t>Compliance</w:t>
+            </w:r>
+          </w:p>
+        </w:tc>
+        <w:tc>
+          <w:tcPr>
+            <w:tcW w:type="dxa" w:w="2880"/>
+          </w:tcPr>
+          <w:p>
+            <w:r>
+              <w:rPr>
+                <w:sz w:val="20"/>
+              </w:rPr>
+              <w:t>OWASP Top 10, SOX/GDPR</w:t>
+            </w:r>
+          </w:p>
+        </w:tc>
+        <w:tc>
+          <w:tcPr>
+            <w:tcW w:type="dxa" w:w="2880"/>
+          </w:tcPr>
+          <w:p>
+            <w:r>
+              <w:rPr>
+                <w:sz w:val="20"/>
+              </w:rPr>
+              <w:t>Immutable audit trails, 2-year retention</w:t>
+            </w:r>
+          </w:p>
+        </w:tc>
+      </w:tr>
+    </w:tbl>
+    <w:p/>
+    <w:p>
+      <w:pPr>
+        <w:pStyle w:val="Heading2"/>
+      </w:pPr>
+      <w:r>
+        <w:t>1.3 Application Architecture</w:t>
       </w:r>
     </w:p>
     <w:p>
@@ -448,7 +1006,7 @@
         <w:pStyle w:val="Heading2"/>
       </w:pPr>
       <w:r>
-        <w:t>1.3 Data Architecture</w:t>
+        <w:t>1.4 Data Architecture</w:t>
       </w:r>
     </w:p>
     <w:p>
@@ -531,7 +1089,7 @@
         <w:pStyle w:val="Heading2"/>
       </w:pPr>
       <w:r>
-        <w:t>1.4 Integration Architecture</w:t>
+        <w:t>1.5 Integration Architecture</w:t>
       </w:r>
     </w:p>
     <w:tbl>
@@ -889,7 +1447,7 @@
         <w:pStyle w:val="Heading2"/>
       </w:pPr>
       <w:r>
-        <w:t>1.5 Security Architecture</w:t>
+        <w:t>1.6 Security Architecture</w:t>
       </w:r>
     </w:p>
     <w:p>
@@ -3396,7 +3954,7 @@
         <w:pStyle w:val="Heading2"/>
       </w:pPr>
       <w:r>
-        <w:t>1.6 Deployment Architecture</w:t>
+        <w:t>1.7 Deployment Architecture</w:t>
       </w:r>
     </w:p>
     <w:p>
